--- a/server/templates/library/support-coordination-policy/template.docx
+++ b/server/templates/library/support-coordination-policy/template.docx
@@ -1870,7 +1870,7 @@
               <w:szCs w:val="16"/>
               <w:rtl w:val="0"/>
             </w:rPr>
-            <w:t>The Board of Spring 2 Health Pty Ltd</w:t>
+            <w:t>The Board of {org.legal_name}</w:t>
           </w:r>
           <w:r>
             <w:rPr>
@@ -2227,7 +2227,7 @@
         <w:szCs w:val="28"/>
         <w:rtl w:val="0"/>
       </w:rPr>
-      <w:t>Spring 2 Health ABN 71 665 820 986</w:t>
+      <w:t>{org.name} ABN {org.abn}</w:t>
     </w:r>
   </w:p>
   <w:p>

--- a/server/templates/library/support-coordination-policy/template.docx
+++ b/server/templates/library/support-coordination-policy/template.docx
@@ -2212,6 +2212,15 @@
 <w:hdr xmlns:mc="http://schemas.openxmlformats.org/markup-compatibility/2006" xmlns:o="urn:schemas-microsoft-com:office:office" xmlns:r="http://schemas.openxmlformats.org/officeDocument/2006/relationships" xmlns:m="http://schemas.openxmlformats.org/officeDocument/2006/math" xmlns:v="urn:schemas-microsoft-com:vml" xmlns:wp="http://schemas.openxmlformats.org/drawingml/2006/wordprocessingDrawing" xmlns:w10="urn:schemas-microsoft-com:office:word" xmlns:w="http://schemas.openxmlformats.org/wordprocessingml/2006/main" xmlns:wne="http://schemas.microsoft.com/office/word/2006/wordml" xmlns:sl="http://schemas.openxmlformats.org/schemaLibrary/2006/main" xmlns:a="http://schemas.openxmlformats.org/drawingml/2006/main" xmlns:pic="http://schemas.openxmlformats.org/drawingml/2006/picture" xmlns:c="http://schemas.openxmlformats.org/drawingml/2006/chart" xmlns:lc="http://schemas.openxmlformats.org/drawingml/2006/lockedCanvas" xmlns:dgm="http://schemas.openxmlformats.org/drawingml/2006/diagram" xmlns:wps="http://schemas.microsoft.com/office/word/2010/wordprocessingShape" xmlns:wpg="http://schemas.microsoft.com/office/word/2010/wordprocessingGroup" xmlns:w14="http://schemas.microsoft.com/office/word/2010/wordml" xmlns:w15="http://schemas.microsoft.com/office/word/2012/wordml">
   <w:p>
     <w:pPr>
+      <w:spacing w:before="0" w:after="80"/>
+      <w:jc w:val="left"/>
+    </w:pPr>
+    <w:r>
+      <w:t xml:space="preserve">{%org_logo}</w:t>
+    </w:r>
+  </w:p>
+  <w:p>
+    <w:pPr>
       <w:pageBreakBefore w:val="0"/>
       <w:spacing w:after="120" w:line="240" w:lineRule="auto"/>
       <w:rPr>
@@ -2255,6 +2264,15 @@
 
 <file path=word/header2.xml><?xml version="1.0" encoding="utf-8"?>
 <w:hdr xmlns:mc="http://schemas.openxmlformats.org/markup-compatibility/2006" xmlns:o="urn:schemas-microsoft-com:office:office" xmlns:r="http://schemas.openxmlformats.org/officeDocument/2006/relationships" xmlns:m="http://schemas.openxmlformats.org/officeDocument/2006/math" xmlns:v="urn:schemas-microsoft-com:vml" xmlns:wp="http://schemas.openxmlformats.org/drawingml/2006/wordprocessingDrawing" xmlns:w10="urn:schemas-microsoft-com:office:word" xmlns:w="http://schemas.openxmlformats.org/wordprocessingml/2006/main" xmlns:wne="http://schemas.microsoft.com/office/word/2006/wordml" xmlns:sl="http://schemas.openxmlformats.org/schemaLibrary/2006/main" xmlns:a="http://schemas.openxmlformats.org/drawingml/2006/main" xmlns:pic="http://schemas.openxmlformats.org/drawingml/2006/picture" xmlns:c="http://schemas.openxmlformats.org/drawingml/2006/chart" xmlns:lc="http://schemas.openxmlformats.org/drawingml/2006/lockedCanvas" xmlns:dgm="http://schemas.openxmlformats.org/drawingml/2006/diagram" xmlns:wps="http://schemas.microsoft.com/office/word/2010/wordprocessingShape" xmlns:wpg="http://schemas.microsoft.com/office/word/2010/wordprocessingGroup" xmlns:w14="http://schemas.microsoft.com/office/word/2010/wordml" xmlns:w15="http://schemas.microsoft.com/office/word/2012/wordml">
+  <w:p>
+    <w:pPr>
+      <w:spacing w:before="0" w:after="80"/>
+      <w:jc w:val="left"/>
+    </w:pPr>
+    <w:r>
+      <w:t xml:space="preserve">{%org_logo}</w:t>
+    </w:r>
+  </w:p>
   <w:p>
     <w:pPr>
       <w:keepNext w:val="0"/>

--- a/server/templates/library/support-coordination-policy/template.docx
+++ b/server/templates/library/support-coordination-policy/template.docx
@@ -146,11 +146,6 @@
         </w:rPr>
         <w:t>Consultation is undertaken with the Client and, with the Client’s consent, the Client’s support network and mainstream services (as appropriate) in planning and coordinating support to implement the Client’s plan, and any plan review.</w:t>
       </w:r>
-      <w:r>
-        <w:rPr>
-          <w:rtl w:val="0"/>
-        </w:rPr>
-      </w:r>
     </w:p>
     <w:p>
       <w:pPr>
@@ -230,11 +225,6 @@
           <w:rtl w:val="0"/>
         </w:rPr>
         <w:t>Conflict of interest policies are provided or explained to each participant using the language, mode of communication and terms that the Client is most likely to understand.</w:t>
-      </w:r>
-      <w:r>
-        <w:rPr>
-          <w:rtl w:val="0"/>
-        </w:rPr>
       </w:r>
     </w:p>
     <w:p>
@@ -490,11 +480,6 @@
         </w:rPr>
         <w:t xml:space="preserve"> means {org.legal_name} ABN {org.abn}.</w:t>
       </w:r>
-      <w:r>
-        <w:rPr>
-          <w:rtl w:val="0"/>
-        </w:rPr>
-      </w:r>
     </w:p>
     <w:p>
       <w:pPr>
@@ -522,11 +507,6 @@
         </w:rPr>
         <w:t xml:space="preserve"> means a client of {org.name} (including an NDIS participant).</w:t>
       </w:r>
-      <w:r>
-        <w:rPr>
-          <w:rtl w:val="0"/>
-        </w:rPr>
-      </w:r>
     </w:p>
     <w:p>
       <w:pPr>
@@ -554,11 +534,6 @@
         </w:rPr>
         <w:t xml:space="preserve"> means {org.primary_contact.name}, {org.signatory.name} and other key management personnel involved in {org.name} from time to time.</w:t>
       </w:r>
-      <w:r>
-        <w:rPr>
-          <w:rtl w:val="0"/>
-        </w:rPr>
-      </w:r>
     </w:p>
     <w:p>
       <w:pPr>
@@ -636,11 +611,6 @@
         </w:rPr>
         <w:t xml:space="preserve"> means {org.primary_contact.name} and {org.signatory.name}.</w:t>
       </w:r>
-      <w:r>
-        <w:rPr>
-          <w:rtl w:val="0"/>
-        </w:rPr>
-      </w:r>
     </w:p>
     <w:p>
       <w:pPr>
@@ -791,13 +761,7 @@
         <w:rPr>
           <w:rtl w:val="0"/>
         </w:rPr>
-        <w:t>{org.name}</w:t>
-      </w:r>
-      <w:r>
-        <w:rPr>
-          <w:rtl w:val="0"/>
-        </w:rPr>
-        <w:t xml:space="preserve"> is committed to ensuring that:</w:t>
+        <w:t xml:space="preserve">{org.name} is committed to ensuring that:</w:t>
       </w:r>
     </w:p>
     <w:p>
@@ -853,13 +817,7 @@
         <w:rPr>
           <w:rtl w:val="0"/>
         </w:rPr>
-        <w:t xml:space="preserve">It only engages and/or employs </w:t>
-      </w:r>
-      <w:r>
-        <w:rPr>
-          <w:rtl w:val="0"/>
-        </w:rPr>
-        <w:t>Support Coordinators that meet the requirements in {org.name}’s Support Coordinator position description.</w:t>
+        <w:t xml:space="preserve">It only engages and/or employs Support Coordinators that meet the requirements in {org.name}’s Support Coordinator position description.</w:t>
       </w:r>
     </w:p>
     <w:p>
@@ -1294,11 +1252,6 @@
         </w:rPr>
         <w:t>facilitate discussions between relevant implementing providers in response to a crisis, incident or breakdown of support arrangements.</w:t>
       </w:r>
-      <w:r>
-        <w:rPr>
-          <w:rtl w:val="0"/>
-        </w:rPr>
-      </w:r>
     </w:p>
     <w:p>
       <w:pPr>
@@ -1314,14 +1267,7 @@
           <w:highlight w:val="white"/>
           <w:rtl w:val="0"/>
         </w:rPr>
-        <w:t>The Support Coordinator is responsible for ensuring a</w:t>
-      </w:r>
-      <w:r>
-        <w:rPr>
-          <w:highlight w:val="white"/>
-          <w:rtl w:val="0"/>
-        </w:rPr>
-        <w:t>ll monitoring and reporting obligations associated with the Client’s plan are managed effectively.</w:t>
+        <w:t>The Support Coordinator is responsible for ensuring all monitoring and reporting obligations associated with the Client’s plan are managed effectively.</w:t>
       </w:r>
     </w:p>
     <w:p>
@@ -1413,11 +1359,6 @@
           <w:rtl w:val="0"/>
         </w:rPr>
         <w:t>Where appropriate, the Client enters into a Conflict of Interest Declaration were {org.name} provides (or seeks to provide) support or services in addition to Support Coordination.</w:t>
-      </w:r>
-      <w:r>
-        <w:rPr>
-          <w:rtl w:val="0"/>
-        </w:rPr>
       </w:r>
     </w:p>
     <w:p>
@@ -1512,11 +1453,6 @@
           <w:rtl w:val="0"/>
         </w:rPr>
         <w:t>Legislation, Rules, Guidelines and Policies applies to this Policy and Related Documentation as set out in the Legislation Register.</w:t>
-      </w:r>
-      <w:r>
-        <w:rPr>
-          <w:rtl w:val="0"/>
-        </w:rPr>
       </w:r>
     </w:p>
     <w:p>
@@ -1661,12 +1597,7 @@
         <w:rPr>
           <w:rtl w:val="0"/>
         </w:rPr>
-        <w:t>The Board of {org.legal_name}</w:t>
-      </w:r>
-      <w:r>
-        <w:rPr>
-          <w:rtl w:val="0"/>
-        </w:rPr>
+        <w:t>{org.signatory.name}, Director of {org.legal_name}</w:t>
       </w:r>
     </w:p>
     <w:p>
@@ -1727,11 +1658,6 @@
           <w:rtl w:val="0"/>
         </w:rPr>
         <w:t>1</w:t>
-      </w:r>
-      <w:r>
-        <w:rPr>
-          <w:rtl w:val="0"/>
-        </w:rPr>
       </w:r>
     </w:p>
     <w:p>

--- a/server/templates/library/support-coordination-policy/template.docx
+++ b/server/templates/library/support-coordination-policy/template.docx
@@ -146,6 +146,11 @@
         </w:rPr>
         <w:t>Consultation is undertaken with the Client and, with the Client’s consent, the Client’s support network and mainstream services (as appropriate) in planning and coordinating support to implement the Client’s plan, and any plan review.</w:t>
       </w:r>
+      <w:r>
+        <w:rPr>
+          <w:rtl w:val="0"/>
+        </w:rPr>
+      </w:r>
     </w:p>
     <w:p>
       <w:pPr>
@@ -225,6 +230,11 @@
           <w:rtl w:val="0"/>
         </w:rPr>
         <w:t>Conflict of interest policies are provided or explained to each participant using the language, mode of communication and terms that the Client is most likely to understand.</w:t>
+      </w:r>
+      <w:r>
+        <w:rPr>
+          <w:rtl w:val="0"/>
+        </w:rPr>
       </w:r>
     </w:p>
     <w:p>
@@ -480,6 +490,11 @@
         </w:rPr>
         <w:t xml:space="preserve"> means {org.legal_name} ABN {org.abn}.</w:t>
       </w:r>
+      <w:r>
+        <w:rPr>
+          <w:rtl w:val="0"/>
+        </w:rPr>
+      </w:r>
     </w:p>
     <w:p>
       <w:pPr>
@@ -507,6 +522,11 @@
         </w:rPr>
         <w:t xml:space="preserve"> means a client of {org.name} (including an NDIS participant).</w:t>
       </w:r>
+      <w:r>
+        <w:rPr>
+          <w:rtl w:val="0"/>
+        </w:rPr>
+      </w:r>
     </w:p>
     <w:p>
       <w:pPr>
@@ -534,6 +554,11 @@
         </w:rPr>
         <w:t xml:space="preserve"> means {org.primary_contact.name}, {org.signatory.name} and other key management personnel involved in {org.name} from time to time.</w:t>
       </w:r>
+      <w:r>
+        <w:rPr>
+          <w:rtl w:val="0"/>
+        </w:rPr>
+      </w:r>
     </w:p>
     <w:p>
       <w:pPr>
@@ -611,6 +636,11 @@
         </w:rPr>
         <w:t xml:space="preserve"> means {org.primary_contact.name} and {org.signatory.name}.</w:t>
       </w:r>
+      <w:r>
+        <w:rPr>
+          <w:rtl w:val="0"/>
+        </w:rPr>
+      </w:r>
     </w:p>
     <w:p>
       <w:pPr>
@@ -761,7 +791,13 @@
         <w:rPr>
           <w:rtl w:val="0"/>
         </w:rPr>
-        <w:t xml:space="preserve">{org.name} is committed to ensuring that:</w:t>
+        <w:t>{org.name}</w:t>
+      </w:r>
+      <w:r>
+        <w:rPr>
+          <w:rtl w:val="0"/>
+        </w:rPr>
+        <w:t xml:space="preserve"> is committed to ensuring that:</w:t>
       </w:r>
     </w:p>
     <w:p>
@@ -817,7 +853,13 @@
         <w:rPr>
           <w:rtl w:val="0"/>
         </w:rPr>
-        <w:t xml:space="preserve">It only engages and/or employs Support Coordinators that meet the requirements in {org.name}’s Support Coordinator position description.</w:t>
+        <w:t xml:space="preserve">It only engages and/or employs </w:t>
+      </w:r>
+      <w:r>
+        <w:rPr>
+          <w:rtl w:val="0"/>
+        </w:rPr>
+        <w:t>Support Coordinators that meet the requirements in {org.name}’s Support Coordinator position description.</w:t>
       </w:r>
     </w:p>
     <w:p>
@@ -1252,6 +1294,11 @@
         </w:rPr>
         <w:t>facilitate discussions between relevant implementing providers in response to a crisis, incident or breakdown of support arrangements.</w:t>
       </w:r>
+      <w:r>
+        <w:rPr>
+          <w:rtl w:val="0"/>
+        </w:rPr>
+      </w:r>
     </w:p>
     <w:p>
       <w:pPr>
@@ -1267,7 +1314,14 @@
           <w:highlight w:val="white"/>
           <w:rtl w:val="0"/>
         </w:rPr>
-        <w:t>The Support Coordinator is responsible for ensuring all monitoring and reporting obligations associated with the Client’s plan are managed effectively.</w:t>
+        <w:t>The Support Coordinator is responsible for ensuring a</w:t>
+      </w:r>
+      <w:r>
+        <w:rPr>
+          <w:highlight w:val="white"/>
+          <w:rtl w:val="0"/>
+        </w:rPr>
+        <w:t>ll monitoring and reporting obligations associated with the Client’s plan are managed effectively.</w:t>
       </w:r>
     </w:p>
     <w:p>
@@ -1359,6 +1413,11 @@
           <w:rtl w:val="0"/>
         </w:rPr>
         <w:t>Where appropriate, the Client enters into a Conflict of Interest Declaration were {org.name} provides (or seeks to provide) support or services in addition to Support Coordination.</w:t>
+      </w:r>
+      <w:r>
+        <w:rPr>
+          <w:rtl w:val="0"/>
+        </w:rPr>
       </w:r>
     </w:p>
     <w:p>
@@ -1453,6 +1512,11 @@
           <w:rtl w:val="0"/>
         </w:rPr>
         <w:t>Legislation, Rules, Guidelines and Policies applies to this Policy and Related Documentation as set out in the Legislation Register.</w:t>
+      </w:r>
+      <w:r>
+        <w:rPr>
+          <w:rtl w:val="0"/>
+        </w:rPr>
       </w:r>
     </w:p>
     <w:p>
@@ -1597,7 +1661,12 @@
         <w:rPr>
           <w:rtl w:val="0"/>
         </w:rPr>
-        <w:t>{org.signatory.name}, Director of {org.legal_name}</w:t>
+        <w:t>The Board of {org.legal_name}</w:t>
+      </w:r>
+      <w:r>
+        <w:rPr>
+          <w:rtl w:val="0"/>
+        </w:rPr>
       </w:r>
     </w:p>
     <w:p>
@@ -1658,6 +1727,11 @@
           <w:rtl w:val="0"/>
         </w:rPr>
         <w:t>1</w:t>
+      </w:r>
+      <w:r>
+        <w:rPr>
+          <w:rtl w:val="0"/>
+        </w:rPr>
       </w:r>
     </w:p>
     <w:p>
